--- a/bestapply/products/immigrant-job-search-system/chapters/08-twenty-cover-letters.fa.docx
+++ b/bestapply/products/immigrant-job-search-system/chapters/08-twenty-cover-letters.fa.docx
@@ -25,19 +25,19 @@
         <w:rPr>
           <w:rtl/>
         </w:rPr>
-        <w:t xml:space="preserve">Part 2 ماشین رو fix کرد. هر فیلتری که قبلاً ساراs رو قبل از این‌که یه انسان فایلش رو ببینه رد می‌کرد — کد NOC، چک‌باکس مجوز کار، نامرئی بودن توی LinkedIn، resume ای که با ATS دشمنه — الان برای تو تنظیم شده.</w:t>
-      </w:r>
-    </w:p>
-    <w:p>
-      <w:pPr>
-        <w:bidi/>
-        <w:jc w:val="right"/>
-      </w:pPr>
-      <w:r>
-        <w:rPr>
-          <w:rtl/>
-        </w:rPr>
-        <w:t xml:space="preserve">Part 3 دربارهٔ اون انسان اون طرف صفحه‌ست.</w:t>
+        <w:t xml:space="preserve">Part 2 ماشین رو fix می کنه. هر فیلتری که قبلاً سارا رو قبل از این‌که یه انسان فایلش رو ببینه رد می‌کرد — کد NOC، چک‌باکس مجوز کار، نامرئی بودن توی LinkedIn، resume ای که با ATS دشمنه — الان برای تو تنظیم شده.</w:t>
+      </w:r>
+    </w:p>
+    <w:p>
+      <w:pPr>
+        <w:bidi/>
+        <w:jc w:val="right"/>
+      </w:pPr>
+      <w:r>
+        <w:rPr>
+          <w:rtl/>
+        </w:rPr>
+        <w:t xml:space="preserve">Part 3 دربارهٔ اون آدمیه که طرف دیگه صفحه‌ست.</w:t>
       </w:r>
     </w:p>
     <w:p>
@@ -169,7 +169,7 @@
         <w:rPr>
           <w:rtl/>
         </w:rPr>
-        <w:t xml:space="preserve">این فصل بزرگ‌ترین single-chapter این کتابه چون تنها کاری رو می‌کنه که بعد از پاس ATS بالاترین leverage</w:t>
+        <w:t xml:space="preserve">این فصل بزرگ‌ترین single-chapter این کتابه چون تنها، کاری رو می‌کنه که بعد از پاس ATS بالاترین leverage</w:t>
       </w:r>
       <w:r>
         <w:rPr>
@@ -188,45 +188,19 @@
         <w:rPr>
           <w:rtl/>
         </w:rPr>
-        <w:t xml:space="preserve">رو داره: بهت یاد می‌ده cover letter ای با AI بنویسی که recruiter تا آخرش می‌خونه. نه به این خاطر که AI رو مخفی کردی. به این خاطر که AI رو</w:t>
-      </w:r>
-      <w:r>
-        <w:rPr>
-          <w:rtl/>
-        </w:rPr>
-        <w:t xml:space="preserve"> </w:t>
-      </w:r>
-      <w:r>
-        <w:rPr>
-          <w:rtl/>
-          <w:iCs/>
-          <w:i/>
-        </w:rPr>
-        <w:t xml:space="preserve">هدایت</w:t>
-      </w:r>
-      <w:r>
-        <w:rPr>
-          <w:rtl/>
-        </w:rPr>
-        <w:t xml:space="preserve"> </w:t>
-      </w:r>
-      <w:r>
-        <w:rPr>
-          <w:rtl/>
-        </w:rPr>
-        <w:t xml:space="preserve">کردی.</w:t>
-      </w:r>
-    </w:p>
-    <w:p>
-      <w:pPr>
-        <w:bidi/>
-        <w:jc w:val="right"/>
-      </w:pPr>
-      <w:r>
-        <w:rPr>
-          <w:rtl/>
-        </w:rPr>
-        <w:t xml:space="preserve">هر application ردشده‌ای که یه مهاجر باهاش مواجه می‌شه، غیر از زمان، انگیزهٔ ادامه دادن رو هم ازش می‌گیره. cover letter جاییه که این انگیزه رو دوباره می‌خری — یه جواب کل هفته رو عوض می‌کنه.</w:t>
+        <w:t xml:space="preserve">رو داره: بهت یاد می‌ده cover letter ای با AI بنویسی که recruiter تا آخرش می‌خونه. نه به این خاطر که AI رو مخفی کردی. به این خاطر که AI رو «هدایت کردی».</w:t>
+      </w:r>
+    </w:p>
+    <w:p>
+      <w:pPr>
+        <w:bidi/>
+        <w:jc w:val="right"/>
+      </w:pPr>
+      <w:r>
+        <w:rPr>
+          <w:rtl/>
+        </w:rPr>
+        <w:t xml:space="preserve">هر application ردشده‌ای که یه مهاجر باهاش مواجه می‌شه، غیر از زمان، انگیزهٔ ادامه دادن رو هم ازش می‌گیره. cover letter جاییه که این انگیزه رو دوباره می‌خری — یه جواب، کل هفته رو عوض می‌کنه.</w:t>
       </w:r>
     </w:p>
     <w:p>
@@ -309,7 +283,7 @@
         <w:rPr>
           <w:rtl/>
         </w:rPr>
-        <w:t xml:space="preserve">رد نمی‌کنن. لازم نیست. سه الگوی مشخص مثل تابلوی نئون روشن می‌شن، و وقتی دیدی‌شون دیگه نمی‌تونی نبینی.</w:t>
+        <w:t xml:space="preserve">رد نمی‌کنن. لازم نیست. سه الگوی مشخص مثل تابلوی نئون روشن می‌شن، و وقتی دیدی‌شون، دیگه نمی‌تونی نبینی.</w:t>
       </w:r>
     </w:p>
     <w:p>
@@ -4301,7 +4275,7 @@
         <w:rPr>
           <w:rtl/>
         </w:rPr>
-        <w:t xml:space="preserve">Part 2 تو رو برای ماشین قابل دیدن کرد. این فصل تو رو برای انسان قابل خوندن کرد. فصل ۹ مهمات لازم برای شلیک هر دو تا رو برای صد application بعدیت می‌ده.</w:t>
+        <w:t xml:space="preserve">Part 2 تو رو برای ماشین، قابل دیدن کرد. این فصل تو رو برای انسان، قابل خوندن کرد. فصل ۹ مهمات لازم برای شلیک هر دو تا رو برای صد application بعدیت می‌ده.</w:t>
       </w:r>
     </w:p>
     <w:bookmarkEnd w:id="39"/>
